--- a/public/documents/NRES_Document_Vault_Folder_Structure.docx
+++ b/public/documents/NRES_Document_Vault_Folder_Structure.docx
@@ -65,7 +65,21 @@
           <w:sz w:val="22"/>
           <w:szCs w:val="22"/>
         </w:rPr>
-        <w:t xml:space="preserve">1.0  |  </w:t>
+        <w:t>1.</w:t>
+      </w:r>
+      <w:r>
+        <w:rPr>
+          <w:sz w:val="22"/>
+          <w:szCs w:val="22"/>
+        </w:rPr>
+        <w:t>2</w:t>
+      </w:r>
+      <w:r>
+        <w:rPr>
+          <w:sz w:val="22"/>
+          <w:szCs w:val="22"/>
+        </w:rPr>
+        <w:t xml:space="preserve">  |  </w:t>
       </w:r>
       <w:r>
         <w:rPr>
@@ -130,12 +144,6 @@
         <w:gridCol w:w="4000"/>
       </w:tblGrid>
       <w:tr>
-        <w:tblPrEx>
-          <w:tblCellMar>
-            <w:top w:w="0" w:type="dxa"/>
-            <w:bottom w:w="0" w:type="dxa"/>
-          </w:tblCellMar>
-        </w:tblPrEx>
         <w:tc>
           <w:tcPr>
             <w:tcW w:w="2000" w:type="dxa"/>
@@ -197,12 +205,6 @@
         </w:tc>
       </w:tr>
       <w:tr>
-        <w:tblPrEx>
-          <w:tblCellMar>
-            <w:top w:w="0" w:type="dxa"/>
-            <w:bottom w:w="0" w:type="dxa"/>
-          </w:tblCellMar>
-        </w:tblPrEx>
         <w:tc>
           <w:tcPr>
             <w:tcW w:w="2000" w:type="dxa"/>
@@ -264,12 +266,6 @@
         </w:tc>
       </w:tr>
       <w:tr>
-        <w:tblPrEx>
-          <w:tblCellMar>
-            <w:top w:w="0" w:type="dxa"/>
-            <w:bottom w:w="0" w:type="dxa"/>
-          </w:tblCellMar>
-        </w:tblPrEx>
         <w:tc>
           <w:tcPr>
             <w:tcW w:w="2000" w:type="dxa"/>
@@ -365,12 +361,6 @@
         <w:gridCol w:w="1620"/>
       </w:tblGrid>
       <w:tr>
-        <w:tblPrEx>
-          <w:tblCellMar>
-            <w:top w:w="0" w:type="dxa"/>
-            <w:bottom w:w="0" w:type="dxa"/>
-          </w:tblCellMar>
-        </w:tblPrEx>
         <w:tc>
           <w:tcPr>
             <w:tcW w:w="4500" w:type="dxa"/>
@@ -502,12 +492,6 @@
         </w:tc>
       </w:tr>
       <w:tr>
-        <w:tblPrEx>
-          <w:tblCellMar>
-            <w:top w:w="0" w:type="dxa"/>
-            <w:bottom w:w="0" w:type="dxa"/>
-          </w:tblCellMar>
-        </w:tblPrEx>
         <w:tc>
           <w:tcPr>
             <w:tcW w:w="4500" w:type="dxa"/>
@@ -633,12 +617,6 @@
         </w:tc>
       </w:tr>
       <w:tr>
-        <w:tblPrEx>
-          <w:tblCellMar>
-            <w:top w:w="0" w:type="dxa"/>
-            <w:bottom w:w="0" w:type="dxa"/>
-          </w:tblCellMar>
-        </w:tblPrEx>
         <w:tc>
           <w:tcPr>
             <w:tcW w:w="4500" w:type="dxa"/>
@@ -762,12 +740,6 @@
         </w:tc>
       </w:tr>
       <w:tr>
-        <w:tblPrEx>
-          <w:tblCellMar>
-            <w:top w:w="0" w:type="dxa"/>
-            <w:bottom w:w="0" w:type="dxa"/>
-          </w:tblCellMar>
-        </w:tblPrEx>
         <w:tc>
           <w:tcPr>
             <w:tcW w:w="4500" w:type="dxa"/>
@@ -891,12 +863,6 @@
         </w:tc>
       </w:tr>
       <w:tr>
-        <w:tblPrEx>
-          <w:tblCellMar>
-            <w:top w:w="0" w:type="dxa"/>
-            <w:bottom w:w="0" w:type="dxa"/>
-          </w:tblCellMar>
-        </w:tblPrEx>
         <w:tc>
           <w:tcPr>
             <w:tcW w:w="4500" w:type="dxa"/>
@@ -1020,12 +986,6 @@
         </w:tc>
       </w:tr>
       <w:tr>
-        <w:tblPrEx>
-          <w:tblCellMar>
-            <w:top w:w="0" w:type="dxa"/>
-            <w:bottom w:w="0" w:type="dxa"/>
-          </w:tblCellMar>
-        </w:tblPrEx>
         <w:tc>
           <w:tcPr>
             <w:tcW w:w="4500" w:type="dxa"/>
@@ -1149,12 +1109,6 @@
         </w:tc>
       </w:tr>
       <w:tr>
-        <w:tblPrEx>
-          <w:tblCellMar>
-            <w:top w:w="0" w:type="dxa"/>
-            <w:bottom w:w="0" w:type="dxa"/>
-          </w:tblCellMar>
-        </w:tblPrEx>
         <w:tc>
           <w:tcPr>
             <w:tcW w:w="4500" w:type="dxa"/>
@@ -1280,12 +1234,6 @@
         </w:tc>
       </w:tr>
       <w:tr>
-        <w:tblPrEx>
-          <w:tblCellMar>
-            <w:top w:w="0" w:type="dxa"/>
-            <w:bottom w:w="0" w:type="dxa"/>
-          </w:tblCellMar>
-        </w:tblPrEx>
         <w:tc>
           <w:tcPr>
             <w:tcW w:w="4500" w:type="dxa"/>
@@ -1409,12 +1357,6 @@
         </w:tc>
       </w:tr>
       <w:tr>
-        <w:tblPrEx>
-          <w:tblCellMar>
-            <w:top w:w="0" w:type="dxa"/>
-            <w:bottom w:w="0" w:type="dxa"/>
-          </w:tblCellMar>
-        </w:tblPrEx>
         <w:tc>
           <w:tcPr>
             <w:tcW w:w="4500" w:type="dxa"/>
@@ -1538,12 +1480,6 @@
         </w:tc>
       </w:tr>
       <w:tr>
-        <w:tblPrEx>
-          <w:tblCellMar>
-            <w:top w:w="0" w:type="dxa"/>
-            <w:bottom w:w="0" w:type="dxa"/>
-          </w:tblCellMar>
-        </w:tblPrEx>
         <w:tc>
           <w:tcPr>
             <w:tcW w:w="4500" w:type="dxa"/>
@@ -1667,12 +1603,6 @@
         </w:tc>
       </w:tr>
       <w:tr>
-        <w:tblPrEx>
-          <w:tblCellMar>
-            <w:top w:w="0" w:type="dxa"/>
-            <w:bottom w:w="0" w:type="dxa"/>
-          </w:tblCellMar>
-        </w:tblPrEx>
         <w:tc>
           <w:tcPr>
             <w:tcW w:w="4500" w:type="dxa"/>
@@ -1798,12 +1728,6 @@
         </w:tc>
       </w:tr>
       <w:tr>
-        <w:tblPrEx>
-          <w:tblCellMar>
-            <w:top w:w="0" w:type="dxa"/>
-            <w:bottom w:w="0" w:type="dxa"/>
-          </w:tblCellMar>
-        </w:tblPrEx>
         <w:tc>
           <w:tcPr>
             <w:tcW w:w="4500" w:type="dxa"/>
@@ -1927,12 +1851,6 @@
         </w:tc>
       </w:tr>
       <w:tr>
-        <w:tblPrEx>
-          <w:tblCellMar>
-            <w:top w:w="0" w:type="dxa"/>
-            <w:bottom w:w="0" w:type="dxa"/>
-          </w:tblCellMar>
-        </w:tblPrEx>
         <w:tc>
           <w:tcPr>
             <w:tcW w:w="4500" w:type="dxa"/>
@@ -2056,12 +1974,6 @@
         </w:tc>
       </w:tr>
       <w:tr>
-        <w:tblPrEx>
-          <w:tblCellMar>
-            <w:top w:w="0" w:type="dxa"/>
-            <w:bottom w:w="0" w:type="dxa"/>
-          </w:tblCellMar>
-        </w:tblPrEx>
         <w:tc>
           <w:tcPr>
             <w:tcW w:w="4500" w:type="dxa"/>
@@ -2185,12 +2097,6 @@
         </w:tc>
       </w:tr>
       <w:tr>
-        <w:tblPrEx>
-          <w:tblCellMar>
-            <w:top w:w="0" w:type="dxa"/>
-            <w:bottom w:w="0" w:type="dxa"/>
-          </w:tblCellMar>
-        </w:tblPrEx>
         <w:tc>
           <w:tcPr>
             <w:tcW w:w="4500" w:type="dxa"/>
@@ -2316,12 +2222,6 @@
         </w:tc>
       </w:tr>
       <w:tr>
-        <w:tblPrEx>
-          <w:tblCellMar>
-            <w:top w:w="0" w:type="dxa"/>
-            <w:bottom w:w="0" w:type="dxa"/>
-          </w:tblCellMar>
-        </w:tblPrEx>
         <w:tc>
           <w:tcPr>
             <w:tcW w:w="4500" w:type="dxa"/>
@@ -2445,12 +2345,6 @@
         </w:tc>
       </w:tr>
       <w:tr>
-        <w:tblPrEx>
-          <w:tblCellMar>
-            <w:top w:w="0" w:type="dxa"/>
-            <w:bottom w:w="0" w:type="dxa"/>
-          </w:tblCellMar>
-        </w:tblPrEx>
         <w:tc>
           <w:tcPr>
             <w:tcW w:w="4500" w:type="dxa"/>
@@ -2574,12 +2468,6 @@
         </w:tc>
       </w:tr>
       <w:tr>
-        <w:tblPrEx>
-          <w:tblCellMar>
-            <w:top w:w="0" w:type="dxa"/>
-            <w:bottom w:w="0" w:type="dxa"/>
-          </w:tblCellMar>
-        </w:tblPrEx>
         <w:tc>
           <w:tcPr>
             <w:tcW w:w="4500" w:type="dxa"/>
@@ -2703,12 +2591,6 @@
         </w:tc>
       </w:tr>
       <w:tr>
-        <w:tblPrEx>
-          <w:tblCellMar>
-            <w:top w:w="0" w:type="dxa"/>
-            <w:bottom w:w="0" w:type="dxa"/>
-          </w:tblCellMar>
-        </w:tblPrEx>
         <w:tc>
           <w:tcPr>
             <w:tcW w:w="4500" w:type="dxa"/>
@@ -2870,12 +2752,6 @@
         <w:gridCol w:w="1620"/>
       </w:tblGrid>
       <w:tr>
-        <w:tblPrEx>
-          <w:tblCellMar>
-            <w:top w:w="0" w:type="dxa"/>
-            <w:bottom w:w="0" w:type="dxa"/>
-          </w:tblCellMar>
-        </w:tblPrEx>
         <w:tc>
           <w:tcPr>
             <w:tcW w:w="4500" w:type="dxa"/>
@@ -3007,12 +2883,6 @@
         </w:tc>
       </w:tr>
       <w:tr>
-        <w:tblPrEx>
-          <w:tblCellMar>
-            <w:top w:w="0" w:type="dxa"/>
-            <w:bottom w:w="0" w:type="dxa"/>
-          </w:tblCellMar>
-        </w:tblPrEx>
         <w:tc>
           <w:tcPr>
             <w:tcW w:w="4500" w:type="dxa"/>
@@ -3138,12 +3008,6 @@
         </w:tc>
       </w:tr>
       <w:tr>
-        <w:tblPrEx>
-          <w:tblCellMar>
-            <w:top w:w="0" w:type="dxa"/>
-            <w:bottom w:w="0" w:type="dxa"/>
-          </w:tblCellMar>
-        </w:tblPrEx>
         <w:tc>
           <w:tcPr>
             <w:tcW w:w="4500" w:type="dxa"/>
@@ -3267,12 +3131,6 @@
         </w:tc>
       </w:tr>
       <w:tr>
-        <w:tblPrEx>
-          <w:tblCellMar>
-            <w:top w:w="0" w:type="dxa"/>
-            <w:bottom w:w="0" w:type="dxa"/>
-          </w:tblCellMar>
-        </w:tblPrEx>
         <w:tc>
           <w:tcPr>
             <w:tcW w:w="4500" w:type="dxa"/>
@@ -3396,12 +3254,6 @@
         </w:tc>
       </w:tr>
       <w:tr>
-        <w:tblPrEx>
-          <w:tblCellMar>
-            <w:top w:w="0" w:type="dxa"/>
-            <w:bottom w:w="0" w:type="dxa"/>
-          </w:tblCellMar>
-        </w:tblPrEx>
         <w:tc>
           <w:tcPr>
             <w:tcW w:w="4500" w:type="dxa"/>
@@ -3525,12 +3377,6 @@
         </w:tc>
       </w:tr>
       <w:tr>
-        <w:tblPrEx>
-          <w:tblCellMar>
-            <w:top w:w="0" w:type="dxa"/>
-            <w:bottom w:w="0" w:type="dxa"/>
-          </w:tblCellMar>
-        </w:tblPrEx>
         <w:tc>
           <w:tcPr>
             <w:tcW w:w="4500" w:type="dxa"/>
@@ -3656,12 +3502,6 @@
         </w:tc>
       </w:tr>
       <w:tr>
-        <w:tblPrEx>
-          <w:tblCellMar>
-            <w:top w:w="0" w:type="dxa"/>
-            <w:bottom w:w="0" w:type="dxa"/>
-          </w:tblCellMar>
-        </w:tblPrEx>
         <w:tc>
           <w:tcPr>
             <w:tcW w:w="4500" w:type="dxa"/>
@@ -3785,12 +3625,6 @@
         </w:tc>
       </w:tr>
       <w:tr>
-        <w:tblPrEx>
-          <w:tblCellMar>
-            <w:top w:w="0" w:type="dxa"/>
-            <w:bottom w:w="0" w:type="dxa"/>
-          </w:tblCellMar>
-        </w:tblPrEx>
         <w:tc>
           <w:tcPr>
             <w:tcW w:w="4500" w:type="dxa"/>
@@ -3914,12 +3748,6 @@
         </w:tc>
       </w:tr>
       <w:tr>
-        <w:tblPrEx>
-          <w:tblCellMar>
-            <w:top w:w="0" w:type="dxa"/>
-            <w:bottom w:w="0" w:type="dxa"/>
-          </w:tblCellMar>
-        </w:tblPrEx>
         <w:tc>
           <w:tcPr>
             <w:tcW w:w="4500" w:type="dxa"/>
@@ -4043,12 +3871,6 @@
         </w:tc>
       </w:tr>
       <w:tr>
-        <w:tblPrEx>
-          <w:tblCellMar>
-            <w:top w:w="0" w:type="dxa"/>
-            <w:bottom w:w="0" w:type="dxa"/>
-          </w:tblCellMar>
-        </w:tblPrEx>
         <w:tc>
           <w:tcPr>
             <w:tcW w:w="4500" w:type="dxa"/>
@@ -4174,12 +3996,6 @@
         </w:tc>
       </w:tr>
       <w:tr>
-        <w:tblPrEx>
-          <w:tblCellMar>
-            <w:top w:w="0" w:type="dxa"/>
-            <w:bottom w:w="0" w:type="dxa"/>
-          </w:tblCellMar>
-        </w:tblPrEx>
         <w:tc>
           <w:tcPr>
             <w:tcW w:w="4500" w:type="dxa"/>
@@ -4303,12 +4119,6 @@
         </w:tc>
       </w:tr>
       <w:tr>
-        <w:tblPrEx>
-          <w:tblCellMar>
-            <w:top w:w="0" w:type="dxa"/>
-            <w:bottom w:w="0" w:type="dxa"/>
-          </w:tblCellMar>
-        </w:tblPrEx>
         <w:tc>
           <w:tcPr>
             <w:tcW w:w="4500" w:type="dxa"/>
@@ -4432,12 +4242,6 @@
         </w:tc>
       </w:tr>
       <w:tr>
-        <w:tblPrEx>
-          <w:tblCellMar>
-            <w:top w:w="0" w:type="dxa"/>
-            <w:bottom w:w="0" w:type="dxa"/>
-          </w:tblCellMar>
-        </w:tblPrEx>
         <w:tc>
           <w:tcPr>
             <w:tcW w:w="4500" w:type="dxa"/>
@@ -4561,12 +4365,6 @@
         </w:tc>
       </w:tr>
       <w:tr>
-        <w:tblPrEx>
-          <w:tblCellMar>
-            <w:top w:w="0" w:type="dxa"/>
-            <w:bottom w:w="0" w:type="dxa"/>
-          </w:tblCellMar>
-        </w:tblPrEx>
         <w:tc>
           <w:tcPr>
             <w:tcW w:w="4500" w:type="dxa"/>
@@ -4692,12 +4490,6 @@
         </w:tc>
       </w:tr>
       <w:tr>
-        <w:tblPrEx>
-          <w:tblCellMar>
-            <w:top w:w="0" w:type="dxa"/>
-            <w:bottom w:w="0" w:type="dxa"/>
-          </w:tblCellMar>
-        </w:tblPrEx>
         <w:tc>
           <w:tcPr>
             <w:tcW w:w="4500" w:type="dxa"/>
@@ -4821,12 +4613,6 @@
         </w:tc>
       </w:tr>
       <w:tr>
-        <w:tblPrEx>
-          <w:tblCellMar>
-            <w:top w:w="0" w:type="dxa"/>
-            <w:bottom w:w="0" w:type="dxa"/>
-          </w:tblCellMar>
-        </w:tblPrEx>
         <w:tc>
           <w:tcPr>
             <w:tcW w:w="4500" w:type="dxa"/>
@@ -4988,12 +4774,6 @@
         <w:gridCol w:w="1620"/>
       </w:tblGrid>
       <w:tr>
-        <w:tblPrEx>
-          <w:tblCellMar>
-            <w:top w:w="0" w:type="dxa"/>
-            <w:bottom w:w="0" w:type="dxa"/>
-          </w:tblCellMar>
-        </w:tblPrEx>
         <w:tc>
           <w:tcPr>
             <w:tcW w:w="4500" w:type="dxa"/>
@@ -5125,12 +4905,6 @@
         </w:tc>
       </w:tr>
       <w:tr>
-        <w:tblPrEx>
-          <w:tblCellMar>
-            <w:top w:w="0" w:type="dxa"/>
-            <w:bottom w:w="0" w:type="dxa"/>
-          </w:tblCellMar>
-        </w:tblPrEx>
         <w:tc>
           <w:tcPr>
             <w:tcW w:w="4500" w:type="dxa"/>
@@ -5256,12 +5030,6 @@
         </w:tc>
       </w:tr>
       <w:tr>
-        <w:tblPrEx>
-          <w:tblCellMar>
-            <w:top w:w="0" w:type="dxa"/>
-            <w:bottom w:w="0" w:type="dxa"/>
-          </w:tblCellMar>
-        </w:tblPrEx>
         <w:tc>
           <w:tcPr>
             <w:tcW w:w="4500" w:type="dxa"/>
@@ -5385,12 +5153,6 @@
         </w:tc>
       </w:tr>
       <w:tr>
-        <w:tblPrEx>
-          <w:tblCellMar>
-            <w:top w:w="0" w:type="dxa"/>
-            <w:bottom w:w="0" w:type="dxa"/>
-          </w:tblCellMar>
-        </w:tblPrEx>
         <w:tc>
           <w:tcPr>
             <w:tcW w:w="4500" w:type="dxa"/>
@@ -5514,12 +5276,6 @@
         </w:tc>
       </w:tr>
       <w:tr>
-        <w:tblPrEx>
-          <w:tblCellMar>
-            <w:top w:w="0" w:type="dxa"/>
-            <w:bottom w:w="0" w:type="dxa"/>
-          </w:tblCellMar>
-        </w:tblPrEx>
         <w:tc>
           <w:tcPr>
             <w:tcW w:w="4500" w:type="dxa"/>
@@ -5643,12 +5399,6 @@
         </w:tc>
       </w:tr>
       <w:tr>
-        <w:tblPrEx>
-          <w:tblCellMar>
-            <w:top w:w="0" w:type="dxa"/>
-            <w:bottom w:w="0" w:type="dxa"/>
-          </w:tblCellMar>
-        </w:tblPrEx>
         <w:tc>
           <w:tcPr>
             <w:tcW w:w="4500" w:type="dxa"/>
@@ -5772,12 +5522,6 @@
         </w:tc>
       </w:tr>
       <w:tr>
-        <w:tblPrEx>
-          <w:tblCellMar>
-            <w:top w:w="0" w:type="dxa"/>
-            <w:bottom w:w="0" w:type="dxa"/>
-          </w:tblCellMar>
-        </w:tblPrEx>
         <w:tc>
           <w:tcPr>
             <w:tcW w:w="4500" w:type="dxa"/>
@@ -5903,12 +5647,6 @@
         </w:tc>
       </w:tr>
       <w:tr>
-        <w:tblPrEx>
-          <w:tblCellMar>
-            <w:top w:w="0" w:type="dxa"/>
-            <w:bottom w:w="0" w:type="dxa"/>
-          </w:tblCellMar>
-        </w:tblPrEx>
         <w:tc>
           <w:tcPr>
             <w:tcW w:w="4500" w:type="dxa"/>
@@ -6032,12 +5770,6 @@
         </w:tc>
       </w:tr>
       <w:tr>
-        <w:tblPrEx>
-          <w:tblCellMar>
-            <w:top w:w="0" w:type="dxa"/>
-            <w:bottom w:w="0" w:type="dxa"/>
-          </w:tblCellMar>
-        </w:tblPrEx>
         <w:tc>
           <w:tcPr>
             <w:tcW w:w="4500" w:type="dxa"/>
@@ -6161,12 +5893,6 @@
         </w:tc>
       </w:tr>
       <w:tr>
-        <w:tblPrEx>
-          <w:tblCellMar>
-            <w:top w:w="0" w:type="dxa"/>
-            <w:bottom w:w="0" w:type="dxa"/>
-          </w:tblCellMar>
-        </w:tblPrEx>
         <w:tc>
           <w:tcPr>
             <w:tcW w:w="4500" w:type="dxa"/>
@@ -6290,12 +6016,6 @@
         </w:tc>
       </w:tr>
       <w:tr>
-        <w:tblPrEx>
-          <w:tblCellMar>
-            <w:top w:w="0" w:type="dxa"/>
-            <w:bottom w:w="0" w:type="dxa"/>
-          </w:tblCellMar>
-        </w:tblPrEx>
         <w:tc>
           <w:tcPr>
             <w:tcW w:w="4500" w:type="dxa"/>
@@ -6419,12 +6139,6 @@
         </w:tc>
       </w:tr>
       <w:tr>
-        <w:tblPrEx>
-          <w:tblCellMar>
-            <w:top w:w="0" w:type="dxa"/>
-            <w:bottom w:w="0" w:type="dxa"/>
-          </w:tblCellMar>
-        </w:tblPrEx>
         <w:tc>
           <w:tcPr>
             <w:tcW w:w="4500" w:type="dxa"/>
@@ -6550,12 +6264,6 @@
         </w:tc>
       </w:tr>
       <w:tr>
-        <w:tblPrEx>
-          <w:tblCellMar>
-            <w:top w:w="0" w:type="dxa"/>
-            <w:bottom w:w="0" w:type="dxa"/>
-          </w:tblCellMar>
-        </w:tblPrEx>
         <w:tc>
           <w:tcPr>
             <w:tcW w:w="4500" w:type="dxa"/>
@@ -6679,12 +6387,6 @@
         </w:tc>
       </w:tr>
       <w:tr>
-        <w:tblPrEx>
-          <w:tblCellMar>
-            <w:top w:w="0" w:type="dxa"/>
-            <w:bottom w:w="0" w:type="dxa"/>
-          </w:tblCellMar>
-        </w:tblPrEx>
         <w:tc>
           <w:tcPr>
             <w:tcW w:w="4500" w:type="dxa"/>
@@ -6808,12 +6510,6 @@
         </w:tc>
       </w:tr>
       <w:tr>
-        <w:tblPrEx>
-          <w:tblCellMar>
-            <w:top w:w="0" w:type="dxa"/>
-            <w:bottom w:w="0" w:type="dxa"/>
-          </w:tblCellMar>
-        </w:tblPrEx>
         <w:tc>
           <w:tcPr>
             <w:tcW w:w="4500" w:type="dxa"/>
@@ -6937,12 +6633,6 @@
         </w:tc>
       </w:tr>
       <w:tr>
-        <w:tblPrEx>
-          <w:tblCellMar>
-            <w:top w:w="0" w:type="dxa"/>
-            <w:bottom w:w="0" w:type="dxa"/>
-          </w:tblCellMar>
-        </w:tblPrEx>
         <w:tc>
           <w:tcPr>
             <w:tcW w:w="4500" w:type="dxa"/>
@@ -7105,12 +6795,6 @@
         <w:gridCol w:w="1620"/>
       </w:tblGrid>
       <w:tr>
-        <w:tblPrEx>
-          <w:tblCellMar>
-            <w:top w:w="0" w:type="dxa"/>
-            <w:bottom w:w="0" w:type="dxa"/>
-          </w:tblCellMar>
-        </w:tblPrEx>
         <w:tc>
           <w:tcPr>
             <w:tcW w:w="4500" w:type="dxa"/>
@@ -7242,12 +6926,6 @@
         </w:tc>
       </w:tr>
       <w:tr>
-        <w:tblPrEx>
-          <w:tblCellMar>
-            <w:top w:w="0" w:type="dxa"/>
-            <w:bottom w:w="0" w:type="dxa"/>
-          </w:tblCellMar>
-        </w:tblPrEx>
         <w:tc>
           <w:tcPr>
             <w:tcW w:w="4500" w:type="dxa"/>
@@ -7373,12 +7051,6 @@
         </w:tc>
       </w:tr>
       <w:tr>
-        <w:tblPrEx>
-          <w:tblCellMar>
-            <w:top w:w="0" w:type="dxa"/>
-            <w:bottom w:w="0" w:type="dxa"/>
-          </w:tblCellMar>
-        </w:tblPrEx>
         <w:tc>
           <w:tcPr>
             <w:tcW w:w="4500" w:type="dxa"/>
@@ -7502,12 +7174,6 @@
         </w:tc>
       </w:tr>
       <w:tr>
-        <w:tblPrEx>
-          <w:tblCellMar>
-            <w:top w:w="0" w:type="dxa"/>
-            <w:bottom w:w="0" w:type="dxa"/>
-          </w:tblCellMar>
-        </w:tblPrEx>
         <w:tc>
           <w:tcPr>
             <w:tcW w:w="4500" w:type="dxa"/>
@@ -7631,12 +7297,6 @@
         </w:tc>
       </w:tr>
       <w:tr>
-        <w:tblPrEx>
-          <w:tblCellMar>
-            <w:top w:w="0" w:type="dxa"/>
-            <w:bottom w:w="0" w:type="dxa"/>
-          </w:tblCellMar>
-        </w:tblPrEx>
         <w:tc>
           <w:tcPr>
             <w:tcW w:w="4500" w:type="dxa"/>
@@ -7760,12 +7420,6 @@
         </w:tc>
       </w:tr>
       <w:tr>
-        <w:tblPrEx>
-          <w:tblCellMar>
-            <w:top w:w="0" w:type="dxa"/>
-            <w:bottom w:w="0" w:type="dxa"/>
-          </w:tblCellMar>
-        </w:tblPrEx>
         <w:tc>
           <w:tcPr>
             <w:tcW w:w="4500" w:type="dxa"/>
@@ -7891,12 +7545,6 @@
         </w:tc>
       </w:tr>
       <w:tr>
-        <w:tblPrEx>
-          <w:tblCellMar>
-            <w:top w:w="0" w:type="dxa"/>
-            <w:bottom w:w="0" w:type="dxa"/>
-          </w:tblCellMar>
-        </w:tblPrEx>
         <w:tc>
           <w:tcPr>
             <w:tcW w:w="4500" w:type="dxa"/>
@@ -8020,12 +7668,6 @@
         </w:tc>
       </w:tr>
       <w:tr>
-        <w:tblPrEx>
-          <w:tblCellMar>
-            <w:top w:w="0" w:type="dxa"/>
-            <w:bottom w:w="0" w:type="dxa"/>
-          </w:tblCellMar>
-        </w:tblPrEx>
         <w:tc>
           <w:tcPr>
             <w:tcW w:w="4500" w:type="dxa"/>
@@ -8149,12 +7791,6 @@
         </w:tc>
       </w:tr>
       <w:tr>
-        <w:tblPrEx>
-          <w:tblCellMar>
-            <w:top w:w="0" w:type="dxa"/>
-            <w:bottom w:w="0" w:type="dxa"/>
-          </w:tblCellMar>
-        </w:tblPrEx>
         <w:tc>
           <w:tcPr>
             <w:tcW w:w="4500" w:type="dxa"/>
@@ -8278,12 +7914,6 @@
         </w:tc>
       </w:tr>
       <w:tr>
-        <w:tblPrEx>
-          <w:tblCellMar>
-            <w:top w:w="0" w:type="dxa"/>
-            <w:bottom w:w="0" w:type="dxa"/>
-          </w:tblCellMar>
-        </w:tblPrEx>
         <w:tc>
           <w:tcPr>
             <w:tcW w:w="4500" w:type="dxa"/>
@@ -8409,12 +8039,6 @@
         </w:tc>
       </w:tr>
       <w:tr>
-        <w:tblPrEx>
-          <w:tblCellMar>
-            <w:top w:w="0" w:type="dxa"/>
-            <w:bottom w:w="0" w:type="dxa"/>
-          </w:tblCellMar>
-        </w:tblPrEx>
         <w:tc>
           <w:tcPr>
             <w:tcW w:w="4500" w:type="dxa"/>
@@ -8538,12 +8162,6 @@
         </w:tc>
       </w:tr>
       <w:tr>
-        <w:tblPrEx>
-          <w:tblCellMar>
-            <w:top w:w="0" w:type="dxa"/>
-            <w:bottom w:w="0" w:type="dxa"/>
-          </w:tblCellMar>
-        </w:tblPrEx>
         <w:tc>
           <w:tcPr>
             <w:tcW w:w="4500" w:type="dxa"/>
@@ -8667,12 +8285,6 @@
         </w:tc>
       </w:tr>
       <w:tr>
-        <w:tblPrEx>
-          <w:tblCellMar>
-            <w:top w:w="0" w:type="dxa"/>
-            <w:bottom w:w="0" w:type="dxa"/>
-          </w:tblCellMar>
-        </w:tblPrEx>
         <w:tc>
           <w:tcPr>
             <w:tcW w:w="4500" w:type="dxa"/>
@@ -8796,12 +8408,6 @@
         </w:tc>
       </w:tr>
       <w:tr>
-        <w:tblPrEx>
-          <w:tblCellMar>
-            <w:top w:w="0" w:type="dxa"/>
-            <w:bottom w:w="0" w:type="dxa"/>
-          </w:tblCellMar>
-        </w:tblPrEx>
         <w:tc>
           <w:tcPr>
             <w:tcW w:w="4500" w:type="dxa"/>
@@ -8964,12 +8570,6 @@
         <w:gridCol w:w="1620"/>
       </w:tblGrid>
       <w:tr>
-        <w:tblPrEx>
-          <w:tblCellMar>
-            <w:top w:w="0" w:type="dxa"/>
-            <w:bottom w:w="0" w:type="dxa"/>
-          </w:tblCellMar>
-        </w:tblPrEx>
         <w:tc>
           <w:tcPr>
             <w:tcW w:w="4500" w:type="dxa"/>
@@ -9101,12 +8701,6 @@
         </w:tc>
       </w:tr>
       <w:tr>
-        <w:tblPrEx>
-          <w:tblCellMar>
-            <w:top w:w="0" w:type="dxa"/>
-            <w:bottom w:w="0" w:type="dxa"/>
-          </w:tblCellMar>
-        </w:tblPrEx>
         <w:tc>
           <w:tcPr>
             <w:tcW w:w="4500" w:type="dxa"/>
@@ -9232,12 +8826,6 @@
         </w:tc>
       </w:tr>
       <w:tr>
-        <w:tblPrEx>
-          <w:tblCellMar>
-            <w:top w:w="0" w:type="dxa"/>
-            <w:bottom w:w="0" w:type="dxa"/>
-          </w:tblCellMar>
-        </w:tblPrEx>
         <w:tc>
           <w:tcPr>
             <w:tcW w:w="4500" w:type="dxa"/>
@@ -9361,12 +8949,6 @@
         </w:tc>
       </w:tr>
       <w:tr>
-        <w:tblPrEx>
-          <w:tblCellMar>
-            <w:top w:w="0" w:type="dxa"/>
-            <w:bottom w:w="0" w:type="dxa"/>
-          </w:tblCellMar>
-        </w:tblPrEx>
         <w:tc>
           <w:tcPr>
             <w:tcW w:w="4500" w:type="dxa"/>
@@ -9490,12 +9072,6 @@
         </w:tc>
       </w:tr>
       <w:tr>
-        <w:tblPrEx>
-          <w:tblCellMar>
-            <w:top w:w="0" w:type="dxa"/>
-            <w:bottom w:w="0" w:type="dxa"/>
-          </w:tblCellMar>
-        </w:tblPrEx>
         <w:tc>
           <w:tcPr>
             <w:tcW w:w="4500" w:type="dxa"/>
@@ -9619,12 +9195,6 @@
         </w:tc>
       </w:tr>
       <w:tr>
-        <w:tblPrEx>
-          <w:tblCellMar>
-            <w:top w:w="0" w:type="dxa"/>
-            <w:bottom w:w="0" w:type="dxa"/>
-          </w:tblCellMar>
-        </w:tblPrEx>
         <w:tc>
           <w:tcPr>
             <w:tcW w:w="4500" w:type="dxa"/>
@@ -9750,12 +9320,6 @@
         </w:tc>
       </w:tr>
       <w:tr>
-        <w:tblPrEx>
-          <w:tblCellMar>
-            <w:top w:w="0" w:type="dxa"/>
-            <w:bottom w:w="0" w:type="dxa"/>
-          </w:tblCellMar>
-        </w:tblPrEx>
         <w:tc>
           <w:tcPr>
             <w:tcW w:w="4500" w:type="dxa"/>
@@ -9879,12 +9443,6 @@
         </w:tc>
       </w:tr>
       <w:tr>
-        <w:tblPrEx>
-          <w:tblCellMar>
-            <w:top w:w="0" w:type="dxa"/>
-            <w:bottom w:w="0" w:type="dxa"/>
-          </w:tblCellMar>
-        </w:tblPrEx>
         <w:tc>
           <w:tcPr>
             <w:tcW w:w="4500" w:type="dxa"/>
@@ -10008,12 +9566,6 @@
         </w:tc>
       </w:tr>
       <w:tr>
-        <w:tblPrEx>
-          <w:tblCellMar>
-            <w:top w:w="0" w:type="dxa"/>
-            <w:bottom w:w="0" w:type="dxa"/>
-          </w:tblCellMar>
-        </w:tblPrEx>
         <w:tc>
           <w:tcPr>
             <w:tcW w:w="4500" w:type="dxa"/>
@@ -10137,12 +9689,6 @@
         </w:tc>
       </w:tr>
       <w:tr>
-        <w:tblPrEx>
-          <w:tblCellMar>
-            <w:top w:w="0" w:type="dxa"/>
-            <w:bottom w:w="0" w:type="dxa"/>
-          </w:tblCellMar>
-        </w:tblPrEx>
         <w:tc>
           <w:tcPr>
             <w:tcW w:w="4500" w:type="dxa"/>
@@ -10268,12 +9814,6 @@
         </w:tc>
       </w:tr>
       <w:tr>
-        <w:tblPrEx>
-          <w:tblCellMar>
-            <w:top w:w="0" w:type="dxa"/>
-            <w:bottom w:w="0" w:type="dxa"/>
-          </w:tblCellMar>
-        </w:tblPrEx>
         <w:tc>
           <w:tcPr>
             <w:tcW w:w="4500" w:type="dxa"/>
@@ -10397,12 +9937,6 @@
         </w:tc>
       </w:tr>
       <w:tr>
-        <w:tblPrEx>
-          <w:tblCellMar>
-            <w:top w:w="0" w:type="dxa"/>
-            <w:bottom w:w="0" w:type="dxa"/>
-          </w:tblCellMar>
-        </w:tblPrEx>
         <w:tc>
           <w:tcPr>
             <w:tcW w:w="4500" w:type="dxa"/>
@@ -10526,12 +10060,6 @@
         </w:tc>
       </w:tr>
       <w:tr>
-        <w:tblPrEx>
-          <w:tblCellMar>
-            <w:top w:w="0" w:type="dxa"/>
-            <w:bottom w:w="0" w:type="dxa"/>
-          </w:tblCellMar>
-        </w:tblPrEx>
         <w:tc>
           <w:tcPr>
             <w:tcW w:w="4500" w:type="dxa"/>
@@ -10655,12 +10183,6 @@
         </w:tc>
       </w:tr>
       <w:tr>
-        <w:tblPrEx>
-          <w:tblCellMar>
-            <w:top w:w="0" w:type="dxa"/>
-            <w:bottom w:w="0" w:type="dxa"/>
-          </w:tblCellMar>
-        </w:tblPrEx>
         <w:tc>
           <w:tcPr>
             <w:tcW w:w="4500" w:type="dxa"/>
@@ -10824,12 +10346,6 @@
         <w:gridCol w:w="1620"/>
       </w:tblGrid>
       <w:tr>
-        <w:tblPrEx>
-          <w:tblCellMar>
-            <w:top w:w="0" w:type="dxa"/>
-            <w:bottom w:w="0" w:type="dxa"/>
-          </w:tblCellMar>
-        </w:tblPrEx>
         <w:tc>
           <w:tcPr>
             <w:tcW w:w="4500" w:type="dxa"/>
@@ -10961,12 +10477,6 @@
         </w:tc>
       </w:tr>
       <w:tr>
-        <w:tblPrEx>
-          <w:tblCellMar>
-            <w:top w:w="0" w:type="dxa"/>
-            <w:bottom w:w="0" w:type="dxa"/>
-          </w:tblCellMar>
-        </w:tblPrEx>
         <w:tc>
           <w:tcPr>
             <w:tcW w:w="4500" w:type="dxa"/>
@@ -11092,12 +10602,6 @@
         </w:tc>
       </w:tr>
       <w:tr>
-        <w:tblPrEx>
-          <w:tblCellMar>
-            <w:top w:w="0" w:type="dxa"/>
-            <w:bottom w:w="0" w:type="dxa"/>
-          </w:tblCellMar>
-        </w:tblPrEx>
         <w:tc>
           <w:tcPr>
             <w:tcW w:w="4500" w:type="dxa"/>
@@ -11221,12 +10725,6 @@
         </w:tc>
       </w:tr>
       <w:tr>
-        <w:tblPrEx>
-          <w:tblCellMar>
-            <w:top w:w="0" w:type="dxa"/>
-            <w:bottom w:w="0" w:type="dxa"/>
-          </w:tblCellMar>
-        </w:tblPrEx>
         <w:tc>
           <w:tcPr>
             <w:tcW w:w="4500" w:type="dxa"/>
@@ -11350,12 +10848,6 @@
         </w:tc>
       </w:tr>
       <w:tr>
-        <w:tblPrEx>
-          <w:tblCellMar>
-            <w:top w:w="0" w:type="dxa"/>
-            <w:bottom w:w="0" w:type="dxa"/>
-          </w:tblCellMar>
-        </w:tblPrEx>
         <w:tc>
           <w:tcPr>
             <w:tcW w:w="4500" w:type="dxa"/>
@@ -11479,12 +10971,6 @@
         </w:tc>
       </w:tr>
       <w:tr>
-        <w:tblPrEx>
-          <w:tblCellMar>
-            <w:top w:w="0" w:type="dxa"/>
-            <w:bottom w:w="0" w:type="dxa"/>
-          </w:tblCellMar>
-        </w:tblPrEx>
         <w:tc>
           <w:tcPr>
             <w:tcW w:w="4500" w:type="dxa"/>
@@ -11610,12 +11096,6 @@
         </w:tc>
       </w:tr>
       <w:tr>
-        <w:tblPrEx>
-          <w:tblCellMar>
-            <w:top w:w="0" w:type="dxa"/>
-            <w:bottom w:w="0" w:type="dxa"/>
-          </w:tblCellMar>
-        </w:tblPrEx>
         <w:tc>
           <w:tcPr>
             <w:tcW w:w="4500" w:type="dxa"/>
@@ -11739,12 +11219,6 @@
         </w:tc>
       </w:tr>
       <w:tr>
-        <w:tblPrEx>
-          <w:tblCellMar>
-            <w:top w:w="0" w:type="dxa"/>
-            <w:bottom w:w="0" w:type="dxa"/>
-          </w:tblCellMar>
-        </w:tblPrEx>
         <w:tc>
           <w:tcPr>
             <w:tcW w:w="4500" w:type="dxa"/>
@@ -11868,12 +11342,6 @@
         </w:tc>
       </w:tr>
       <w:tr>
-        <w:tblPrEx>
-          <w:tblCellMar>
-            <w:top w:w="0" w:type="dxa"/>
-            <w:bottom w:w="0" w:type="dxa"/>
-          </w:tblCellMar>
-        </w:tblPrEx>
         <w:tc>
           <w:tcPr>
             <w:tcW w:w="4500" w:type="dxa"/>
@@ -11997,12 +11465,6 @@
         </w:tc>
       </w:tr>
       <w:tr>
-        <w:tblPrEx>
-          <w:tblCellMar>
-            <w:top w:w="0" w:type="dxa"/>
-            <w:bottom w:w="0" w:type="dxa"/>
-          </w:tblCellMar>
-        </w:tblPrEx>
         <w:tc>
           <w:tcPr>
             <w:tcW w:w="4500" w:type="dxa"/>
@@ -12128,12 +11590,6 @@
         </w:tc>
       </w:tr>
       <w:tr>
-        <w:tblPrEx>
-          <w:tblCellMar>
-            <w:top w:w="0" w:type="dxa"/>
-            <w:bottom w:w="0" w:type="dxa"/>
-          </w:tblCellMar>
-        </w:tblPrEx>
         <w:tc>
           <w:tcPr>
             <w:tcW w:w="4500" w:type="dxa"/>
@@ -12257,12 +11713,6 @@
         </w:tc>
       </w:tr>
       <w:tr>
-        <w:tblPrEx>
-          <w:tblCellMar>
-            <w:top w:w="0" w:type="dxa"/>
-            <w:bottom w:w="0" w:type="dxa"/>
-          </w:tblCellMar>
-        </w:tblPrEx>
         <w:tc>
           <w:tcPr>
             <w:tcW w:w="4500" w:type="dxa"/>
@@ -12386,12 +11836,6 @@
         </w:tc>
       </w:tr>
       <w:tr>
-        <w:tblPrEx>
-          <w:tblCellMar>
-            <w:top w:w="0" w:type="dxa"/>
-            <w:bottom w:w="0" w:type="dxa"/>
-          </w:tblCellMar>
-        </w:tblPrEx>
         <w:tc>
           <w:tcPr>
             <w:tcW w:w="4500" w:type="dxa"/>
@@ -12515,12 +11959,6 @@
         </w:tc>
       </w:tr>
       <w:tr>
-        <w:tblPrEx>
-          <w:tblCellMar>
-            <w:top w:w="0" w:type="dxa"/>
-            <w:bottom w:w="0" w:type="dxa"/>
-          </w:tblCellMar>
-        </w:tblPrEx>
         <w:tc>
           <w:tcPr>
             <w:tcW w:w="4500" w:type="dxa"/>
@@ -12646,12 +12084,6 @@
         </w:tc>
       </w:tr>
       <w:tr>
-        <w:tblPrEx>
-          <w:tblCellMar>
-            <w:top w:w="0" w:type="dxa"/>
-            <w:bottom w:w="0" w:type="dxa"/>
-          </w:tblCellMar>
-        </w:tblPrEx>
         <w:tc>
           <w:tcPr>
             <w:tcW w:w="4500" w:type="dxa"/>
@@ -12775,12 +12207,6 @@
         </w:tc>
       </w:tr>
       <w:tr>
-        <w:tblPrEx>
-          <w:tblCellMar>
-            <w:top w:w="0" w:type="dxa"/>
-            <w:bottom w:w="0" w:type="dxa"/>
-          </w:tblCellMar>
-        </w:tblPrEx>
         <w:tc>
           <w:tcPr>
             <w:tcW w:w="4500" w:type="dxa"/>
@@ -12904,12 +12330,6 @@
         </w:tc>
       </w:tr>
       <w:tr>
-        <w:tblPrEx>
-          <w:tblCellMar>
-            <w:top w:w="0" w:type="dxa"/>
-            <w:bottom w:w="0" w:type="dxa"/>
-          </w:tblCellMar>
-        </w:tblPrEx>
         <w:tc>
           <w:tcPr>
             <w:tcW w:w="4500" w:type="dxa"/>
@@ -13070,12 +12490,6 @@
         <w:gridCol w:w="1620"/>
       </w:tblGrid>
       <w:tr>
-        <w:tblPrEx>
-          <w:tblCellMar>
-            <w:top w:w="0" w:type="dxa"/>
-            <w:bottom w:w="0" w:type="dxa"/>
-          </w:tblCellMar>
-        </w:tblPrEx>
         <w:tc>
           <w:tcPr>
             <w:tcW w:w="4500" w:type="dxa"/>
@@ -13207,12 +12621,6 @@
         </w:tc>
       </w:tr>
       <w:tr>
-        <w:tblPrEx>
-          <w:tblCellMar>
-            <w:top w:w="0" w:type="dxa"/>
-            <w:bottom w:w="0" w:type="dxa"/>
-          </w:tblCellMar>
-        </w:tblPrEx>
         <w:tc>
           <w:tcPr>
             <w:tcW w:w="4500" w:type="dxa"/>
@@ -13338,12 +12746,6 @@
         </w:tc>
       </w:tr>
       <w:tr>
-        <w:tblPrEx>
-          <w:tblCellMar>
-            <w:top w:w="0" w:type="dxa"/>
-            <w:bottom w:w="0" w:type="dxa"/>
-          </w:tblCellMar>
-        </w:tblPrEx>
         <w:tc>
           <w:tcPr>
             <w:tcW w:w="4500" w:type="dxa"/>
@@ -13467,12 +12869,6 @@
         </w:tc>
       </w:tr>
       <w:tr>
-        <w:tblPrEx>
-          <w:tblCellMar>
-            <w:top w:w="0" w:type="dxa"/>
-            <w:bottom w:w="0" w:type="dxa"/>
-          </w:tblCellMar>
-        </w:tblPrEx>
         <w:tc>
           <w:tcPr>
             <w:tcW w:w="4500" w:type="dxa"/>
@@ -13596,12 +12992,6 @@
         </w:tc>
       </w:tr>
       <w:tr>
-        <w:tblPrEx>
-          <w:tblCellMar>
-            <w:top w:w="0" w:type="dxa"/>
-            <w:bottom w:w="0" w:type="dxa"/>
-          </w:tblCellMar>
-        </w:tblPrEx>
         <w:tc>
           <w:tcPr>
             <w:tcW w:w="4500" w:type="dxa"/>
@@ -13725,12 +13115,6 @@
         </w:tc>
       </w:tr>
       <w:tr>
-        <w:tblPrEx>
-          <w:tblCellMar>
-            <w:top w:w="0" w:type="dxa"/>
-            <w:bottom w:w="0" w:type="dxa"/>
-          </w:tblCellMar>
-        </w:tblPrEx>
         <w:tc>
           <w:tcPr>
             <w:tcW w:w="4500" w:type="dxa"/>
@@ -13856,12 +13240,6 @@
         </w:tc>
       </w:tr>
       <w:tr>
-        <w:tblPrEx>
-          <w:tblCellMar>
-            <w:top w:w="0" w:type="dxa"/>
-            <w:bottom w:w="0" w:type="dxa"/>
-          </w:tblCellMar>
-        </w:tblPrEx>
         <w:tc>
           <w:tcPr>
             <w:tcW w:w="4500" w:type="dxa"/>
@@ -13985,12 +13363,6 @@
         </w:tc>
       </w:tr>
       <w:tr>
-        <w:tblPrEx>
-          <w:tblCellMar>
-            <w:top w:w="0" w:type="dxa"/>
-            <w:bottom w:w="0" w:type="dxa"/>
-          </w:tblCellMar>
-        </w:tblPrEx>
         <w:tc>
           <w:tcPr>
             <w:tcW w:w="4500" w:type="dxa"/>
@@ -14114,12 +13486,6 @@
         </w:tc>
       </w:tr>
       <w:tr>
-        <w:tblPrEx>
-          <w:tblCellMar>
-            <w:top w:w="0" w:type="dxa"/>
-            <w:bottom w:w="0" w:type="dxa"/>
-          </w:tblCellMar>
-        </w:tblPrEx>
         <w:tc>
           <w:tcPr>
             <w:tcW w:w="4500" w:type="dxa"/>
@@ -14243,12 +13609,6 @@
         </w:tc>
       </w:tr>
       <w:tr>
-        <w:tblPrEx>
-          <w:tblCellMar>
-            <w:top w:w="0" w:type="dxa"/>
-            <w:bottom w:w="0" w:type="dxa"/>
-          </w:tblCellMar>
-        </w:tblPrEx>
         <w:tc>
           <w:tcPr>
             <w:tcW w:w="4500" w:type="dxa"/>
@@ -14374,12 +13734,6 @@
         </w:tc>
       </w:tr>
       <w:tr>
-        <w:tblPrEx>
-          <w:tblCellMar>
-            <w:top w:w="0" w:type="dxa"/>
-            <w:bottom w:w="0" w:type="dxa"/>
-          </w:tblCellMar>
-        </w:tblPrEx>
         <w:tc>
           <w:tcPr>
             <w:tcW w:w="4500" w:type="dxa"/>
@@ -14503,12 +13857,6 @@
         </w:tc>
       </w:tr>
       <w:tr>
-        <w:tblPrEx>
-          <w:tblCellMar>
-            <w:top w:w="0" w:type="dxa"/>
-            <w:bottom w:w="0" w:type="dxa"/>
-          </w:tblCellMar>
-        </w:tblPrEx>
         <w:tc>
           <w:tcPr>
             <w:tcW w:w="4500" w:type="dxa"/>
@@ -14632,12 +13980,6 @@
         </w:tc>
       </w:tr>
       <w:tr>
-        <w:tblPrEx>
-          <w:tblCellMar>
-            <w:top w:w="0" w:type="dxa"/>
-            <w:bottom w:w="0" w:type="dxa"/>
-          </w:tblCellMar>
-        </w:tblPrEx>
         <w:tc>
           <w:tcPr>
             <w:tcW w:w="4500" w:type="dxa"/>
@@ -14761,12 +14103,6 @@
         </w:tc>
       </w:tr>
       <w:tr>
-        <w:tblPrEx>
-          <w:tblCellMar>
-            <w:top w:w="0" w:type="dxa"/>
-            <w:bottom w:w="0" w:type="dxa"/>
-          </w:tblCellMar>
-        </w:tblPrEx>
         <w:tc>
           <w:tcPr>
             <w:tcW w:w="4500" w:type="dxa"/>
@@ -14930,12 +14266,6 @@
         <w:gridCol w:w="1620"/>
       </w:tblGrid>
       <w:tr>
-        <w:tblPrEx>
-          <w:tblCellMar>
-            <w:top w:w="0" w:type="dxa"/>
-            <w:bottom w:w="0" w:type="dxa"/>
-          </w:tblCellMar>
-        </w:tblPrEx>
         <w:tc>
           <w:tcPr>
             <w:tcW w:w="4500" w:type="dxa"/>
@@ -15067,12 +14397,6 @@
         </w:tc>
       </w:tr>
       <w:tr>
-        <w:tblPrEx>
-          <w:tblCellMar>
-            <w:top w:w="0" w:type="dxa"/>
-            <w:bottom w:w="0" w:type="dxa"/>
-          </w:tblCellMar>
-        </w:tblPrEx>
         <w:tc>
           <w:tcPr>
             <w:tcW w:w="4500" w:type="dxa"/>
@@ -15198,12 +14522,6 @@
         </w:tc>
       </w:tr>
       <w:tr>
-        <w:tblPrEx>
-          <w:tblCellMar>
-            <w:top w:w="0" w:type="dxa"/>
-            <w:bottom w:w="0" w:type="dxa"/>
-          </w:tblCellMar>
-        </w:tblPrEx>
         <w:tc>
           <w:tcPr>
             <w:tcW w:w="4500" w:type="dxa"/>
@@ -15327,12 +14645,6 @@
         </w:tc>
       </w:tr>
       <w:tr>
-        <w:tblPrEx>
-          <w:tblCellMar>
-            <w:top w:w="0" w:type="dxa"/>
-            <w:bottom w:w="0" w:type="dxa"/>
-          </w:tblCellMar>
-        </w:tblPrEx>
         <w:tc>
           <w:tcPr>
             <w:tcW w:w="4500" w:type="dxa"/>
@@ -15456,12 +14768,6 @@
         </w:tc>
       </w:tr>
       <w:tr>
-        <w:tblPrEx>
-          <w:tblCellMar>
-            <w:top w:w="0" w:type="dxa"/>
-            <w:bottom w:w="0" w:type="dxa"/>
-          </w:tblCellMar>
-        </w:tblPrEx>
         <w:tc>
           <w:tcPr>
             <w:tcW w:w="4500" w:type="dxa"/>
@@ -15585,12 +14891,6 @@
         </w:tc>
       </w:tr>
       <w:tr>
-        <w:tblPrEx>
-          <w:tblCellMar>
-            <w:top w:w="0" w:type="dxa"/>
-            <w:bottom w:w="0" w:type="dxa"/>
-          </w:tblCellMar>
-        </w:tblPrEx>
         <w:tc>
           <w:tcPr>
             <w:tcW w:w="4500" w:type="dxa"/>
@@ -15716,12 +15016,6 @@
         </w:tc>
       </w:tr>
       <w:tr>
-        <w:tblPrEx>
-          <w:tblCellMar>
-            <w:top w:w="0" w:type="dxa"/>
-            <w:bottom w:w="0" w:type="dxa"/>
-          </w:tblCellMar>
-        </w:tblPrEx>
         <w:tc>
           <w:tcPr>
             <w:tcW w:w="4500" w:type="dxa"/>
@@ -15845,12 +15139,6 @@
         </w:tc>
       </w:tr>
       <w:tr>
-        <w:tblPrEx>
-          <w:tblCellMar>
-            <w:top w:w="0" w:type="dxa"/>
-            <w:bottom w:w="0" w:type="dxa"/>
-          </w:tblCellMar>
-        </w:tblPrEx>
         <w:tc>
           <w:tcPr>
             <w:tcW w:w="4500" w:type="dxa"/>
@@ -15974,12 +15262,6 @@
         </w:tc>
       </w:tr>
       <w:tr>
-        <w:tblPrEx>
-          <w:tblCellMar>
-            <w:top w:w="0" w:type="dxa"/>
-            <w:bottom w:w="0" w:type="dxa"/>
-          </w:tblCellMar>
-        </w:tblPrEx>
         <w:tc>
           <w:tcPr>
             <w:tcW w:w="4500" w:type="dxa"/>
@@ -16103,12 +15385,6 @@
         </w:tc>
       </w:tr>
       <w:tr>
-        <w:tblPrEx>
-          <w:tblCellMar>
-            <w:top w:w="0" w:type="dxa"/>
-            <w:bottom w:w="0" w:type="dxa"/>
-          </w:tblCellMar>
-        </w:tblPrEx>
         <w:tc>
           <w:tcPr>
             <w:tcW w:w="4500" w:type="dxa"/>
@@ -16234,12 +15510,6 @@
         </w:tc>
       </w:tr>
       <w:tr>
-        <w:tblPrEx>
-          <w:tblCellMar>
-            <w:top w:w="0" w:type="dxa"/>
-            <w:bottom w:w="0" w:type="dxa"/>
-          </w:tblCellMar>
-        </w:tblPrEx>
         <w:tc>
           <w:tcPr>
             <w:tcW w:w="4500" w:type="dxa"/>
@@ -16363,12 +15633,6 @@
         </w:tc>
       </w:tr>
       <w:tr>
-        <w:tblPrEx>
-          <w:tblCellMar>
-            <w:top w:w="0" w:type="dxa"/>
-            <w:bottom w:w="0" w:type="dxa"/>
-          </w:tblCellMar>
-        </w:tblPrEx>
         <w:tc>
           <w:tcPr>
             <w:tcW w:w="4500" w:type="dxa"/>
@@ -16530,12 +15794,6 @@
         <w:gridCol w:w="1620"/>
       </w:tblGrid>
       <w:tr>
-        <w:tblPrEx>
-          <w:tblCellMar>
-            <w:top w:w="0" w:type="dxa"/>
-            <w:bottom w:w="0" w:type="dxa"/>
-          </w:tblCellMar>
-        </w:tblPrEx>
         <w:tc>
           <w:tcPr>
             <w:tcW w:w="4500" w:type="dxa"/>
@@ -16667,12 +15925,6 @@
         </w:tc>
       </w:tr>
       <w:tr>
-        <w:tblPrEx>
-          <w:tblCellMar>
-            <w:top w:w="0" w:type="dxa"/>
-            <w:bottom w:w="0" w:type="dxa"/>
-          </w:tblCellMar>
-        </w:tblPrEx>
         <w:tc>
           <w:tcPr>
             <w:tcW w:w="4500" w:type="dxa"/>
@@ -16798,12 +16050,6 @@
         </w:tc>
       </w:tr>
       <w:tr>
-        <w:tblPrEx>
-          <w:tblCellMar>
-            <w:top w:w="0" w:type="dxa"/>
-            <w:bottom w:w="0" w:type="dxa"/>
-          </w:tblCellMar>
-        </w:tblPrEx>
         <w:tc>
           <w:tcPr>
             <w:tcW w:w="4500" w:type="dxa"/>
@@ -16927,12 +16173,6 @@
         </w:tc>
       </w:tr>
       <w:tr>
-        <w:tblPrEx>
-          <w:tblCellMar>
-            <w:top w:w="0" w:type="dxa"/>
-            <w:bottom w:w="0" w:type="dxa"/>
-          </w:tblCellMar>
-        </w:tblPrEx>
         <w:tc>
           <w:tcPr>
             <w:tcW w:w="4500" w:type="dxa"/>
@@ -17056,12 +16296,6 @@
         </w:tc>
       </w:tr>
       <w:tr>
-        <w:tblPrEx>
-          <w:tblCellMar>
-            <w:top w:w="0" w:type="dxa"/>
-            <w:bottom w:w="0" w:type="dxa"/>
-          </w:tblCellMar>
-        </w:tblPrEx>
         <w:tc>
           <w:tcPr>
             <w:tcW w:w="4500" w:type="dxa"/>
@@ -17185,12 +16419,6 @@
         </w:tc>
       </w:tr>
       <w:tr>
-        <w:tblPrEx>
-          <w:tblCellMar>
-            <w:top w:w="0" w:type="dxa"/>
-            <w:bottom w:w="0" w:type="dxa"/>
-          </w:tblCellMar>
-        </w:tblPrEx>
         <w:tc>
           <w:tcPr>
             <w:tcW w:w="4500" w:type="dxa"/>
@@ -17316,12 +16544,6 @@
         </w:tc>
       </w:tr>
       <w:tr>
-        <w:tblPrEx>
-          <w:tblCellMar>
-            <w:top w:w="0" w:type="dxa"/>
-            <w:bottom w:w="0" w:type="dxa"/>
-          </w:tblCellMar>
-        </w:tblPrEx>
         <w:tc>
           <w:tcPr>
             <w:tcW w:w="4500" w:type="dxa"/>
@@ -17445,12 +16667,6 @@
         </w:tc>
       </w:tr>
       <w:tr>
-        <w:tblPrEx>
-          <w:tblCellMar>
-            <w:top w:w="0" w:type="dxa"/>
-            <w:bottom w:w="0" w:type="dxa"/>
-          </w:tblCellMar>
-        </w:tblPrEx>
         <w:tc>
           <w:tcPr>
             <w:tcW w:w="4500" w:type="dxa"/>
@@ -17574,12 +16790,6 @@
         </w:tc>
       </w:tr>
       <w:tr>
-        <w:tblPrEx>
-          <w:tblCellMar>
-            <w:top w:w="0" w:type="dxa"/>
-            <w:bottom w:w="0" w:type="dxa"/>
-          </w:tblCellMar>
-        </w:tblPrEx>
         <w:tc>
           <w:tcPr>
             <w:tcW w:w="4500" w:type="dxa"/>
@@ -17705,12 +16915,6 @@
         </w:tc>
       </w:tr>
       <w:tr>
-        <w:tblPrEx>
-          <w:tblCellMar>
-            <w:top w:w="0" w:type="dxa"/>
-            <w:bottom w:w="0" w:type="dxa"/>
-          </w:tblCellMar>
-        </w:tblPrEx>
         <w:tc>
           <w:tcPr>
             <w:tcW w:w="4500" w:type="dxa"/>
@@ -17834,12 +17038,6 @@
         </w:tc>
       </w:tr>
       <w:tr>
-        <w:tblPrEx>
-          <w:tblCellMar>
-            <w:top w:w="0" w:type="dxa"/>
-            <w:bottom w:w="0" w:type="dxa"/>
-          </w:tblCellMar>
-        </w:tblPrEx>
         <w:tc>
           <w:tcPr>
             <w:tcW w:w="4500" w:type="dxa"/>
@@ -17963,6 +17161,148 @@
         </w:tc>
       </w:tr>
     </w:tbl>
+    <w:p>
+      <w:pPr>
+        <w:spacing w:after="400"/>
+      </w:pPr>
+    </w:p>
+    <w:p>
+      <w:pPr>
+        <w:spacing w:after="400"/>
+      </w:pPr>
+      <w:r>
+        <w:drawing>
+          <wp:anchor distT="0" distB="0" distL="114300" distR="114300" simplePos="0" relativeHeight="251660288" behindDoc="1" locked="0" layoutInCell="1" allowOverlap="1" wp14:anchorId="41DE4164" wp14:editId="0E4DA368">
+            <wp:simplePos x="0" y="0"/>
+            <wp:positionH relativeFrom="column">
+              <wp:posOffset>-85421</wp:posOffset>
+            </wp:positionH>
+            <wp:positionV relativeFrom="paragraph">
+              <wp:posOffset>336575</wp:posOffset>
+            </wp:positionV>
+            <wp:extent cx="3189427" cy="1820479"/>
+            <wp:effectExtent l="0" t="0" r="0" b="8890"/>
+            <wp:wrapNone/>
+            <wp:docPr id="649619663" name="Picture 1" descr="A screenshot of a computer&#10;&#10;AI-generated content may be incorrect."/>
+            <wp:cNvGraphicFramePr>
+              <a:graphicFrameLocks xmlns:a="http://schemas.openxmlformats.org/drawingml/2006/main" noChangeAspect="1"/>
+            </wp:cNvGraphicFramePr>
+            <a:graphic xmlns:a="http://schemas.openxmlformats.org/drawingml/2006/main">
+              <a:graphicData uri="http://schemas.openxmlformats.org/drawingml/2006/picture">
+                <pic:pic xmlns:pic="http://schemas.openxmlformats.org/drawingml/2006/picture">
+                  <pic:nvPicPr>
+                    <pic:cNvPr id="649619663" name="Picture 1" descr="A screenshot of a computer&#10;&#10;AI-generated content may be incorrect."/>
+                    <pic:cNvPicPr/>
+                  </pic:nvPicPr>
+                  <pic:blipFill>
+                    <a:blip r:embed="rId7" cstate="print">
+                      <a:extLst>
+                        <a:ext uri="{28A0092B-C50C-407E-A947-70E740481C1C}">
+                          <a14:useLocalDpi xmlns:a14="http://schemas.microsoft.com/office/drawing/2010/main" val="0"/>
+                        </a:ext>
+                      </a:extLst>
+                    </a:blip>
+                    <a:stretch>
+                      <a:fillRect/>
+                    </a:stretch>
+                  </pic:blipFill>
+                  <pic:spPr>
+                    <a:xfrm>
+                      <a:off x="0" y="0"/>
+                      <a:ext cx="3189427" cy="1820479"/>
+                    </a:xfrm>
+                    <a:prstGeom prst="rect">
+                      <a:avLst/>
+                    </a:prstGeom>
+                  </pic:spPr>
+                </pic:pic>
+              </a:graphicData>
+            </a:graphic>
+            <wp14:sizeRelH relativeFrom="margin">
+              <wp14:pctWidth>0</wp14:pctWidth>
+            </wp14:sizeRelH>
+            <wp14:sizeRelV relativeFrom="margin">
+              <wp14:pctHeight>0</wp14:pctHeight>
+            </wp14:sizeRelV>
+          </wp:anchor>
+        </w:drawing>
+      </w:r>
+      <w:r>
+        <w:drawing>
+          <wp:anchor distT="0" distB="0" distL="114300" distR="114300" simplePos="0" relativeHeight="251659264" behindDoc="1" locked="0" layoutInCell="1" allowOverlap="1" wp14:anchorId="247CAC46" wp14:editId="73A7FACE">
+            <wp:simplePos x="0" y="0"/>
+            <wp:positionH relativeFrom="column">
+              <wp:posOffset>3162554</wp:posOffset>
+            </wp:positionH>
+            <wp:positionV relativeFrom="paragraph">
+              <wp:posOffset>330962</wp:posOffset>
+            </wp:positionV>
+            <wp:extent cx="3536899" cy="1828800"/>
+            <wp:effectExtent l="0" t="0" r="6985" b="0"/>
+            <wp:wrapNone/>
+            <wp:docPr id="777403530" name="Picture 1" descr="A screenshot of a computer&#10;&#10;AI-generated content may be incorrect."/>
+            <wp:cNvGraphicFramePr>
+              <a:graphicFrameLocks xmlns:a="http://schemas.openxmlformats.org/drawingml/2006/main" noChangeAspect="1"/>
+            </wp:cNvGraphicFramePr>
+            <a:graphic xmlns:a="http://schemas.openxmlformats.org/drawingml/2006/main">
+              <a:graphicData uri="http://schemas.openxmlformats.org/drawingml/2006/picture">
+                <pic:pic xmlns:pic="http://schemas.openxmlformats.org/drawingml/2006/picture">
+                  <pic:nvPicPr>
+                    <pic:cNvPr id="777403530" name="Picture 1" descr="A screenshot of a computer&#10;&#10;AI-generated content may be incorrect."/>
+                    <pic:cNvPicPr/>
+                  </pic:nvPicPr>
+                  <pic:blipFill>
+                    <a:blip r:embed="rId8" cstate="print">
+                      <a:extLst>
+                        <a:ext uri="{28A0092B-C50C-407E-A947-70E740481C1C}">
+                          <a14:useLocalDpi xmlns:a14="http://schemas.microsoft.com/office/drawing/2010/main" val="0"/>
+                        </a:ext>
+                      </a:extLst>
+                    </a:blip>
+                    <a:stretch>
+                      <a:fillRect/>
+                    </a:stretch>
+                  </pic:blipFill>
+                  <pic:spPr>
+                    <a:xfrm>
+                      <a:off x="0" y="0"/>
+                      <a:ext cx="3536899" cy="1828800"/>
+                    </a:xfrm>
+                    <a:prstGeom prst="rect">
+                      <a:avLst/>
+                    </a:prstGeom>
+                  </pic:spPr>
+                </pic:pic>
+              </a:graphicData>
+            </a:graphic>
+            <wp14:sizeRelH relativeFrom="margin">
+              <wp14:pctWidth>0</wp14:pctWidth>
+            </wp14:sizeRelH>
+            <wp14:sizeRelV relativeFrom="margin">
+              <wp14:pctHeight>0</wp14:pctHeight>
+            </wp14:sizeRelV>
+          </wp:anchor>
+        </w:drawing>
+      </w:r>
+      <w:r>
+        <w:t>Visual:</w:t>
+      </w:r>
+    </w:p>
+    <w:p>
+      <w:pPr>
+        <w:spacing w:after="400"/>
+      </w:pPr>
+    </w:p>
+    <w:p>
+      <w:pPr>
+        <w:spacing w:after="400"/>
+      </w:pPr>
+    </w:p>
+    <w:p>
+      <w:pPr>
+        <w:spacing w:after="400"/>
+      </w:pPr>
+    </w:p>
     <w:p>
       <w:pPr>
         <w:spacing w:after="400"/>
@@ -17973,8 +17313,177 @@
         <w:pStyle w:val="Heading2"/>
       </w:pPr>
       <w:r>
+        <w:drawing>
+          <wp:anchor distT="0" distB="0" distL="114300" distR="114300" simplePos="0" relativeHeight="251661312" behindDoc="1" locked="0" layoutInCell="1" allowOverlap="1" wp14:anchorId="3091E7D8" wp14:editId="12EEF133">
+            <wp:simplePos x="0" y="0"/>
+            <wp:positionH relativeFrom="margin">
+              <wp:posOffset>2928620</wp:posOffset>
+            </wp:positionH>
+            <wp:positionV relativeFrom="paragraph">
+              <wp:posOffset>154940</wp:posOffset>
+            </wp:positionV>
+            <wp:extent cx="3789045" cy="997585"/>
+            <wp:effectExtent l="0" t="0" r="1905" b="0"/>
+            <wp:wrapNone/>
+            <wp:docPr id="1226643114" name="Picture 1" descr="A screenshot of a computer&#10;&#10;AI-generated content may be incorrect."/>
+            <wp:cNvGraphicFramePr>
+              <a:graphicFrameLocks xmlns:a="http://schemas.openxmlformats.org/drawingml/2006/main" noChangeAspect="1"/>
+            </wp:cNvGraphicFramePr>
+            <a:graphic xmlns:a="http://schemas.openxmlformats.org/drawingml/2006/main">
+              <a:graphicData uri="http://schemas.openxmlformats.org/drawingml/2006/picture">
+                <pic:pic xmlns:pic="http://schemas.openxmlformats.org/drawingml/2006/picture">
+                  <pic:nvPicPr>
+                    <pic:cNvPr id="1226643114" name="Picture 1" descr="A screenshot of a computer&#10;&#10;AI-generated content may be incorrect."/>
+                    <pic:cNvPicPr/>
+                  </pic:nvPicPr>
+                  <pic:blipFill>
+                    <a:blip r:embed="rId9" cstate="print">
+                      <a:extLst>
+                        <a:ext uri="{28A0092B-C50C-407E-A947-70E740481C1C}">
+                          <a14:useLocalDpi xmlns:a14="http://schemas.microsoft.com/office/drawing/2010/main" val="0"/>
+                        </a:ext>
+                      </a:extLst>
+                    </a:blip>
+                    <a:stretch>
+                      <a:fillRect/>
+                    </a:stretch>
+                  </pic:blipFill>
+                  <pic:spPr>
+                    <a:xfrm>
+                      <a:off x="0" y="0"/>
+                      <a:ext cx="3789045" cy="997585"/>
+                    </a:xfrm>
+                    <a:prstGeom prst="rect">
+                      <a:avLst/>
+                    </a:prstGeom>
+                  </pic:spPr>
+                </pic:pic>
+              </a:graphicData>
+            </a:graphic>
+            <wp14:sizeRelH relativeFrom="margin">
+              <wp14:pctWidth>0</wp14:pctWidth>
+            </wp14:sizeRelH>
+            <wp14:sizeRelV relativeFrom="margin">
+              <wp14:pctHeight>0</wp14:pctHeight>
+            </wp14:sizeRelV>
+          </wp:anchor>
+        </w:drawing>
+      </w:r>
+      <w:r>
+        <w:drawing>
+          <wp:anchor distT="0" distB="0" distL="114300" distR="114300" simplePos="0" relativeHeight="251658240" behindDoc="1" locked="0" layoutInCell="1" allowOverlap="1" wp14:anchorId="208E35D4" wp14:editId="630D5E7E">
+            <wp:simplePos x="0" y="0"/>
+            <wp:positionH relativeFrom="margin">
+              <wp:posOffset>-64008</wp:posOffset>
+            </wp:positionH>
+            <wp:positionV relativeFrom="paragraph">
+              <wp:posOffset>134595</wp:posOffset>
+            </wp:positionV>
+            <wp:extent cx="2918765" cy="1938894"/>
+            <wp:effectExtent l="0" t="0" r="0" b="4445"/>
+            <wp:wrapNone/>
+            <wp:docPr id="1498962221" name="Picture 1" descr="A screenshot of a computer&#10;&#10;AI-generated content may be incorrect."/>
+            <wp:cNvGraphicFramePr>
+              <a:graphicFrameLocks xmlns:a="http://schemas.openxmlformats.org/drawingml/2006/main" noChangeAspect="1"/>
+            </wp:cNvGraphicFramePr>
+            <a:graphic xmlns:a="http://schemas.openxmlformats.org/drawingml/2006/main">
+              <a:graphicData uri="http://schemas.openxmlformats.org/drawingml/2006/picture">
+                <pic:pic xmlns:pic="http://schemas.openxmlformats.org/drawingml/2006/picture">
+                  <pic:nvPicPr>
+                    <pic:cNvPr id="1498962221" name="Picture 1" descr="A screenshot of a computer&#10;&#10;AI-generated content may be incorrect."/>
+                    <pic:cNvPicPr/>
+                  </pic:nvPicPr>
+                  <pic:blipFill>
+                    <a:blip r:embed="rId10" cstate="print">
+                      <a:extLst>
+                        <a:ext uri="{28A0092B-C50C-407E-A947-70E740481C1C}">
+                          <a14:useLocalDpi xmlns:a14="http://schemas.microsoft.com/office/drawing/2010/main" val="0"/>
+                        </a:ext>
+                      </a:extLst>
+                    </a:blip>
+                    <a:stretch>
+                      <a:fillRect/>
+                    </a:stretch>
+                  </pic:blipFill>
+                  <pic:spPr>
+                    <a:xfrm>
+                      <a:off x="0" y="0"/>
+                      <a:ext cx="2923732" cy="1942193"/>
+                    </a:xfrm>
+                    <a:prstGeom prst="rect">
+                      <a:avLst/>
+                    </a:prstGeom>
+                  </pic:spPr>
+                </pic:pic>
+              </a:graphicData>
+            </a:graphic>
+            <wp14:sizeRelH relativeFrom="margin">
+              <wp14:pctWidth>0</wp14:pctWidth>
+            </wp14:sizeRelH>
+            <wp14:sizeRelV relativeFrom="margin">
+              <wp14:pctHeight>0</wp14:pctHeight>
+            </wp14:sizeRelV>
+          </wp:anchor>
+        </w:drawing>
+      </w:r>
+    </w:p>
+    <w:p>
+      <w:pPr>
+        <w:pStyle w:val="Heading2"/>
+      </w:pPr>
+    </w:p>
+    <w:p>
+      <w:pPr>
+        <w:pStyle w:val="Heading2"/>
+      </w:pPr>
+    </w:p>
+    <w:p>
+      <w:pPr>
+        <w:pStyle w:val="Heading2"/>
+      </w:pPr>
+    </w:p>
+    <w:p>
+      <w:pPr>
+        <w:pStyle w:val="Heading2"/>
+      </w:pPr>
+    </w:p>
+    <w:p>
+      <w:pPr>
+        <w:pStyle w:val="Heading2"/>
+      </w:pPr>
+    </w:p>
+    <w:p>
+      <w:pPr>
+        <w:pStyle w:val="Heading2"/>
+      </w:pPr>
+    </w:p>
+    <w:p>
+      <w:pPr>
+        <w:pStyle w:val="Heading2"/>
+      </w:pPr>
+    </w:p>
+    <w:p>
+      <w:pPr>
+        <w:pStyle w:val="Heading2"/>
+      </w:pPr>
+    </w:p>
+    <w:p>
+      <w:pPr>
+        <w:pStyle w:val="Heading2"/>
+      </w:pPr>
+    </w:p>
+    <w:p>
+      <w:pPr>
+        <w:pStyle w:val="Heading2"/>
+      </w:pPr>
+      <w:r>
         <w:t>Important Notes</w:t>
       </w:r>
+    </w:p>
+    <w:p>
+      <w:pPr>
+        <w:pStyle w:val="Heading2"/>
+      </w:pPr>
     </w:p>
     <w:p>
       <w:pPr>
@@ -18092,12 +17601,6 @@
         <w:gridCol w:w="3510"/>
       </w:tblGrid>
       <w:tr>
-        <w:tblPrEx>
-          <w:tblCellMar>
-            <w:top w:w="0" w:type="dxa"/>
-            <w:bottom w:w="0" w:type="dxa"/>
-          </w:tblCellMar>
-        </w:tblPrEx>
         <w:tc>
           <w:tcPr>
             <w:tcW w:w="2340" w:type="dxa"/>
@@ -18187,12 +17690,6 @@
         </w:tc>
       </w:tr>
       <w:tr>
-        <w:tblPrEx>
-          <w:tblCellMar>
-            <w:top w:w="0" w:type="dxa"/>
-            <w:bottom w:w="0" w:type="dxa"/>
-          </w:tblCellMar>
-        </w:tblPrEx>
         <w:tc>
           <w:tcPr>
             <w:tcW w:w="2340" w:type="dxa"/>
@@ -18274,12 +17771,6 @@
         </w:tc>
       </w:tr>
       <w:tr>
-        <w:tblPrEx>
-          <w:tblCellMar>
-            <w:top w:w="0" w:type="dxa"/>
-            <w:bottom w:w="0" w:type="dxa"/>
-          </w:tblCellMar>
-        </w:tblPrEx>
         <w:tc>
           <w:tcPr>
             <w:tcW w:w="2340" w:type="dxa"/>
@@ -18343,81 +17834,11 @@
           <w:p/>
         </w:tc>
       </w:tr>
-      <w:tr>
-        <w:tblPrEx>
-          <w:tblCellMar>
-            <w:top w:w="0" w:type="dxa"/>
-            <w:bottom w:w="0" w:type="dxa"/>
-          </w:tblCellMar>
-        </w:tblPrEx>
-        <w:tc>
-          <w:tcPr>
-            <w:tcW w:w="2340" w:type="dxa"/>
-            <w:tcBorders>
-              <w:top w:val="single" w:sz="1" w:space="0" w:color="CCCCCC"/>
-              <w:left w:val="single" w:sz="1" w:space="0" w:color="CCCCCC"/>
-              <w:bottom w:val="single" w:sz="1" w:space="0" w:color="CCCCCC"/>
-              <w:right w:val="single" w:sz="1" w:space="0" w:color="CCCCCC"/>
-            </w:tcBorders>
-            <w:tcMar>
-              <w:top w:w="80" w:type="dxa"/>
-              <w:left w:w="120" w:type="dxa"/>
-              <w:bottom w:w="80" w:type="dxa"/>
-              <w:right w:w="120" w:type="dxa"/>
-            </w:tcMar>
-          </w:tcPr>
-          <w:p>
-            <w:r>
-              <w:rPr>
-                <w:sz w:val="20"/>
-                <w:szCs w:val="20"/>
-              </w:rPr>
-              <w:t>ICB Approved</w:t>
-            </w:r>
-          </w:p>
-        </w:tc>
-        <w:tc>
-          <w:tcPr>
-            <w:tcW w:w="3510" w:type="dxa"/>
-            <w:tcBorders>
-              <w:top w:val="single" w:sz="1" w:space="0" w:color="CCCCCC"/>
-              <w:left w:val="single" w:sz="1" w:space="0" w:color="CCCCCC"/>
-              <w:bottom w:val="single" w:sz="1" w:space="0" w:color="CCCCCC"/>
-              <w:right w:val="single" w:sz="1" w:space="0" w:color="CCCCCC"/>
-            </w:tcBorders>
-            <w:tcMar>
-              <w:top w:w="80" w:type="dxa"/>
-              <w:left w:w="120" w:type="dxa"/>
-              <w:bottom w:w="80" w:type="dxa"/>
-              <w:right w:w="120" w:type="dxa"/>
-            </w:tcMar>
-          </w:tcPr>
-          <w:p/>
-        </w:tc>
-        <w:tc>
-          <w:tcPr>
-            <w:tcW w:w="3510" w:type="dxa"/>
-            <w:tcBorders>
-              <w:top w:val="single" w:sz="1" w:space="0" w:color="CCCCCC"/>
-              <w:left w:val="single" w:sz="1" w:space="0" w:color="CCCCCC"/>
-              <w:bottom w:val="single" w:sz="1" w:space="0" w:color="CCCCCC"/>
-              <w:right w:val="single" w:sz="1" w:space="0" w:color="CCCCCC"/>
-            </w:tcBorders>
-            <w:tcMar>
-              <w:top w:w="80" w:type="dxa"/>
-              <w:left w:w="120" w:type="dxa"/>
-              <w:bottom w:w="80" w:type="dxa"/>
-              <w:right w:w="120" w:type="dxa"/>
-            </w:tcMar>
-          </w:tcPr>
-          <w:p/>
-        </w:tc>
-      </w:tr>
     </w:tbl>
     <w:p/>
     <w:sectPr>
-      <w:headerReference w:type="default" r:id="rId7"/>
-      <w:footerReference w:type="default" r:id="rId8"/>
+      <w:headerReference w:type="default" r:id="rId11"/>
+      <w:footerReference w:type="default" r:id="rId12"/>
       <w:pgSz w:w="12240" w:h="15840"/>
       <w:pgMar w:top="1440" w:right="1080" w:bottom="1440" w:left="1080" w:header="708" w:footer="708" w:gutter="0"/>
       <w:cols w:space="720"/>
